--- a/知识点整理/复习1.docx
+++ b/知识点整理/复习1.docx
@@ -756,7 +756,25 @@
           <w:szCs w:val="24"/>
           <w:lang w:val="en-US" w:eastAsia="zh-CN"/>
         </w:rPr>
-        <w:t xml:space="preserve">Constraints: </w:t>
+        <w:t>Constraints</w:t>
+      </w:r>
+      <w:r>
+        <w:rPr>
+          <w:rFonts w:hint="eastAsia" w:asciiTheme="minorAscii" w:hAnsiTheme="minorAscii"/>
+          <w:sz w:val="24"/>
+          <w:szCs w:val="24"/>
+          <w:lang w:val="en-US" w:eastAsia="zh-CN"/>
+        </w:rPr>
+        <w:t>限制条件</w:t>
+      </w:r>
+      <w:r>
+        <w:rPr>
+          <w:rFonts w:hint="default" w:asciiTheme="minorAscii" w:hAnsiTheme="minorAscii"/>
+          <w:sz w:val="24"/>
+          <w:szCs w:val="24"/>
+          <w:lang w:val="en-US" w:eastAsia="zh-CN"/>
+        </w:rPr>
+        <w:t xml:space="preserve">: </w:t>
       </w:r>
       <w:r>
         <w:rPr>
@@ -1240,7 +1258,7 @@
           <w:highlight w:val="none"/>
           <w:lang w:val="en-US" w:eastAsia="zh-CN" w:bidi="ar"/>
         </w:rPr>
-        <w:t>Non-routine</w:t>
+        <w:t>Non-routine非常规</w:t>
       </w:r>
     </w:p>
     <w:p>
@@ -1368,7 +1386,7 @@
           <w:highlight w:val="none"/>
           <w:lang w:val="en-US" w:eastAsia="zh-CN" w:bidi="ar"/>
         </w:rPr>
-        <w:t>Involving several specialists</w:t>
+        <w:t>Involving several specialists专家</w:t>
       </w:r>
     </w:p>
     <w:p>
@@ -1496,6 +1514,16 @@
         <w:ind w:leftChars="0"/>
         <w:jc w:val="left"/>
         <w:rPr>
+          <w:rFonts w:hint="default" w:eastAsia="宋体" w:cs="宋体" w:asciiTheme="minorAscii" w:hAnsiTheme="minorAscii"/>
+          <w:kern w:val="0"/>
+          <w:sz w:val="24"/>
+          <w:szCs w:val="24"/>
+          <w:highlight w:val="yellow"/>
+          <w:lang w:val="en-US" w:eastAsia="zh-CN" w:bidi="ar"/>
+        </w:rPr>
+      </w:pPr>
+      <w:r>
+        <w:rPr>
           <w:rFonts w:hint="eastAsia" w:eastAsia="宋体" w:cs="宋体" w:asciiTheme="minorAscii" w:hAnsiTheme="minorAscii"/>
           <w:kern w:val="0"/>
           <w:sz w:val="24"/>
@@ -1503,17 +1531,7 @@
           <w:highlight w:val="yellow"/>
           <w:lang w:val="en-US" w:eastAsia="zh-CN" w:bidi="ar"/>
         </w:rPr>
-      </w:pPr>
-      <w:r>
-        <w:rPr>
-          <w:rFonts w:hint="eastAsia" w:eastAsia="宋体" w:cs="宋体" w:asciiTheme="minorAscii" w:hAnsiTheme="minorAscii"/>
-          <w:kern w:val="0"/>
-          <w:sz w:val="24"/>
-          <w:szCs w:val="24"/>
-          <w:highlight w:val="yellow"/>
-          <w:lang w:val="en-US" w:eastAsia="zh-CN" w:bidi="ar"/>
-        </w:rPr>
-        <w:t>Management approaches</w:t>
+        <w:t>Management approaches方法</w:t>
       </w:r>
     </w:p>
     <w:p>
@@ -2032,7 +2050,7 @@
           <w:highlight w:val="none"/>
           <w:lang w:val="en-US" w:eastAsia="zh-CN"/>
         </w:rPr>
-        <w:t>Conformity</w:t>
+        <w:t>Conformity一致性</w:t>
       </w:r>
       <w:r>
         <w:rPr>
@@ -2214,6 +2232,7 @@
       <w:pPr>
         <w:widowControl w:val="0"/>
         <w:numPr>
+          <w:ilvl w:val="0"/>
           <w:numId w:val="0"/>
         </w:numPr>
         <w:jc w:val="both"/>
@@ -2227,6 +2246,7 @@
       <w:pPr>
         <w:widowControl w:val="0"/>
         <w:numPr>
+          <w:ilvl w:val="0"/>
           <w:numId w:val="0"/>
         </w:numPr>
         <w:jc w:val="both"/>
@@ -2319,6 +2339,7 @@
       <w:pPr>
         <w:widowControl w:val="0"/>
         <w:numPr>
+          <w:ilvl w:val="0"/>
           <w:numId w:val="0"/>
         </w:numPr>
         <w:jc w:val="both"/>
@@ -2332,6 +2353,7 @@
       <w:pPr>
         <w:widowControl w:val="0"/>
         <w:numPr>
+          <w:ilvl w:val="0"/>
           <w:numId w:val="0"/>
         </w:numPr>
         <w:jc w:val="both"/>
@@ -2354,6 +2376,7 @@
       <w:pPr>
         <w:widowControl w:val="0"/>
         <w:numPr>
+          <w:ilvl w:val="0"/>
           <w:numId w:val="0"/>
         </w:numPr>
         <w:jc w:val="both"/>
@@ -2400,6 +2423,7 @@
       <w:pPr>
         <w:widowControl w:val="0"/>
         <w:numPr>
+          <w:ilvl w:val="0"/>
           <w:numId w:val="0"/>
         </w:numPr>
         <w:jc w:val="both"/>
@@ -2431,6 +2455,7 @@
         <w:keepLines w:val="0"/>
         <w:widowControl/>
         <w:numPr>
+          <w:ilvl w:val="0"/>
           <w:numId w:val="0"/>
         </w:numPr>
         <w:suppressLineNumbers w:val="0"/>
@@ -2466,6 +2491,7 @@
       <w:pPr>
         <w:widowControl w:val="0"/>
         <w:numPr>
+          <w:ilvl w:val="0"/>
           <w:numId w:val="0"/>
         </w:numPr>
         <w:jc w:val="both"/>
@@ -2479,6 +2505,7 @@
       <w:pPr>
         <w:widowControl w:val="0"/>
         <w:numPr>
+          <w:ilvl w:val="0"/>
           <w:numId w:val="0"/>
         </w:numPr>
         <w:jc w:val="both"/>
@@ -2585,6 +2612,7 @@
       <w:pPr>
         <w:widowControl w:val="0"/>
         <w:numPr>
+          <w:ilvl w:val="0"/>
           <w:numId w:val="0"/>
         </w:numPr>
         <w:jc w:val="both"/>
@@ -2598,6 +2626,7 @@
       <w:pPr>
         <w:widowControl w:val="0"/>
         <w:numPr>
+          <w:ilvl w:val="0"/>
           <w:numId w:val="0"/>
         </w:numPr>
         <w:jc w:val="both"/>
@@ -2620,6 +2649,7 @@
       <w:pPr>
         <w:widowControl w:val="0"/>
         <w:numPr>
+          <w:ilvl w:val="0"/>
           <w:numId w:val="0"/>
         </w:numPr>
         <w:jc w:val="both"/>
@@ -2689,6 +2719,7 @@
       <w:pPr>
         <w:widowControl w:val="0"/>
         <w:numPr>
+          <w:ilvl w:val="0"/>
           <w:numId w:val="0"/>
         </w:numPr>
         <w:jc w:val="both"/>
@@ -2741,6 +2772,7 @@
       <w:pPr>
         <w:widowControl w:val="0"/>
         <w:numPr>
+          <w:ilvl w:val="0"/>
           <w:numId w:val="0"/>
         </w:numPr>
         <w:jc w:val="both"/>
@@ -2771,6 +2803,7 @@
       <w:pPr>
         <w:widowControl w:val="0"/>
         <w:numPr>
+          <w:ilvl w:val="0"/>
           <w:numId w:val="0"/>
         </w:numPr>
         <w:ind w:firstLine="420" w:firstLineChars="0"/>
@@ -2792,6 +2825,7 @@
       <w:pPr>
         <w:widowControl w:val="0"/>
         <w:numPr>
+          <w:ilvl w:val="0"/>
           <w:numId w:val="0"/>
         </w:numPr>
         <w:ind w:firstLine="420" w:firstLineChars="0"/>
@@ -2814,7 +2848,6 @@
           <w:lang w:val="en-US" w:eastAsia="zh-CN"/>
         </w:rPr>
         <w:tab/>
-        <w:t/>
       </w:r>
       <w:r>
         <w:rPr>
@@ -2822,6 +2855,12 @@
           <w:lang w:val="en-US" w:eastAsia="zh-CN"/>
         </w:rPr>
         <w:tab/>
+      </w:r>
+      <w:r>
+        <w:rPr>
+          <w:rFonts w:hint="default"/>
+          <w:lang w:val="en-US" w:eastAsia="zh-CN"/>
+        </w:rPr>
         <w:t>can understand</w:t>
       </w:r>
     </w:p>
@@ -2829,6 +2868,7 @@
       <w:pPr>
         <w:widowControl w:val="0"/>
         <w:numPr>
+          <w:ilvl w:val="0"/>
           <w:numId w:val="0"/>
         </w:numPr>
         <w:ind w:firstLine="420" w:firstLineChars="0"/>
@@ -2843,6 +2883,7 @@
       <w:pPr>
         <w:widowControl w:val="0"/>
         <w:numPr>
+          <w:ilvl w:val="0"/>
           <w:numId w:val="0"/>
         </w:numPr>
         <w:jc w:val="both"/>
@@ -2928,6 +2969,7 @@
       <w:pPr>
         <w:widowControl w:val="0"/>
         <w:numPr>
+          <w:ilvl w:val="0"/>
           <w:numId w:val="0"/>
         </w:numPr>
         <w:jc w:val="both"/>
@@ -2941,6 +2983,7 @@
       <w:pPr>
         <w:widowControl w:val="0"/>
         <w:numPr>
+          <w:ilvl w:val="0"/>
           <w:numId w:val="0"/>
         </w:numPr>
         <w:jc w:val="both"/>
@@ -3025,6 +3068,7 @@
       <w:pPr>
         <w:widowControl w:val="0"/>
         <w:numPr>
+          <w:ilvl w:val="0"/>
           <w:numId w:val="0"/>
         </w:numPr>
         <w:jc w:val="both"/>
@@ -3038,6 +3082,7 @@
       <w:pPr>
         <w:widowControl w:val="0"/>
         <w:numPr>
+          <w:ilvl w:val="0"/>
           <w:numId w:val="0"/>
         </w:numPr>
         <w:jc w:val="both"/>
@@ -3073,6 +3118,7 @@
       <w:pPr>
         <w:widowControl w:val="0"/>
         <w:numPr>
+          <w:ilvl w:val="0"/>
           <w:numId w:val="0"/>
         </w:numPr>
         <w:jc w:val="both"/>
@@ -3086,6 +3132,7 @@
       <w:pPr>
         <w:widowControl w:val="0"/>
         <w:numPr>
+          <w:ilvl w:val="0"/>
           <w:numId w:val="0"/>
         </w:numPr>
         <w:jc w:val="both"/>
@@ -3122,6 +3169,7 @@
       <w:pPr>
         <w:widowControl w:val="0"/>
         <w:numPr>
+          <w:ilvl w:val="0"/>
           <w:numId w:val="0"/>
         </w:numPr>
         <w:jc w:val="both"/>
@@ -3135,6 +3183,7 @@
       <w:pPr>
         <w:widowControl w:val="0"/>
         <w:numPr>
+          <w:ilvl w:val="0"/>
           <w:numId w:val="0"/>
         </w:numPr>
         <w:jc w:val="both"/>
@@ -3163,6 +3212,7 @@
       <w:pPr>
         <w:widowControl w:val="0"/>
         <w:numPr>
+          <w:ilvl w:val="0"/>
           <w:numId w:val="0"/>
         </w:numPr>
         <w:jc w:val="both"/>
@@ -3176,6 +3226,7 @@
       <w:pPr>
         <w:widowControl w:val="0"/>
         <w:numPr>
+          <w:ilvl w:val="0"/>
           <w:numId w:val="0"/>
         </w:numPr>
         <w:jc w:val="both"/>
@@ -3233,7 +3284,7 @@
           <w:rFonts w:hint="default"/>
           <w:lang w:val="en-US" w:eastAsia="zh-CN"/>
         </w:rPr>
-        <w:t>Includes: setting up standing data</w:t>
+        <w:t xml:space="preserve">Includes: </w:t>
       </w:r>
     </w:p>
     <w:p>
@@ -3254,6 +3305,28 @@
           <w:rFonts w:hint="default"/>
           <w:lang w:val="en-US" w:eastAsia="zh-CN"/>
         </w:rPr>
+        <w:t>setting up standing data</w:t>
+      </w:r>
+    </w:p>
+    <w:p>
+      <w:pPr>
+        <w:widowControl w:val="0"/>
+        <w:numPr>
+          <w:ilvl w:val="0"/>
+          <w:numId w:val="0"/>
+        </w:numPr>
+        <w:ind w:left="420" w:leftChars="0" w:firstLine="420" w:firstLineChars="0"/>
+        <w:jc w:val="both"/>
+        <w:rPr>
+          <w:rFonts w:hint="default"/>
+          <w:lang w:val="en-US" w:eastAsia="zh-CN"/>
+        </w:rPr>
+      </w:pPr>
+      <w:r>
+        <w:rPr>
+          <w:rFonts w:hint="default"/>
+          <w:lang w:val="en-US" w:eastAsia="zh-CN"/>
+        </w:rPr>
         <w:t>setting system parameters</w:t>
       </w:r>
     </w:p>
@@ -3261,6 +3334,7 @@
       <w:pPr>
         <w:widowControl w:val="0"/>
         <w:numPr>
+          <w:ilvl w:val="0"/>
           <w:numId w:val="0"/>
         </w:numPr>
         <w:ind w:left="840" w:leftChars="0"/>
@@ -3277,11 +3351,26 @@
         </w:rPr>
         <w:t>installing on operational</w:t>
       </w:r>
+      <w:r>
+        <w:rPr>
+          <w:rFonts w:hint="eastAsia"/>
+          <w:lang w:val="en-US" w:eastAsia="zh-CN"/>
+        </w:rPr>
+        <w:t xml:space="preserve"> </w:t>
+      </w:r>
+      <w:r>
+        <w:rPr>
+          <w:rFonts w:hint="default"/>
+          <w:lang w:val="en-US" w:eastAsia="zh-CN"/>
+        </w:rPr>
+        <w:t>hardware platforms</w:t>
+      </w:r>
     </w:p>
     <w:p>
       <w:pPr>
         <w:widowControl w:val="0"/>
         <w:numPr>
+          <w:ilvl w:val="0"/>
           <w:numId w:val="0"/>
         </w:numPr>
         <w:ind w:left="840" w:leftChars="0"/>
@@ -3296,13 +3385,14 @@
           <w:rFonts w:hint="default"/>
           <w:lang w:val="en-US" w:eastAsia="zh-CN"/>
         </w:rPr>
-        <w:t>hardware platforms</w:t>
+        <w:t>user training</w:t>
       </w:r>
     </w:p>
     <w:p>
       <w:pPr>
         <w:widowControl w:val="0"/>
         <w:numPr>
+          <w:ilvl w:val="0"/>
           <w:numId w:val="0"/>
         </w:numPr>
         <w:ind w:left="840" w:leftChars="0"/>
@@ -3312,60 +3402,41 @@
           <w:lang w:val="en-US" w:eastAsia="zh-CN"/>
         </w:rPr>
       </w:pPr>
-      <w:r>
-        <w:rPr>
-          <w:rFonts w:hint="default"/>
-          <w:lang w:val="en-US" w:eastAsia="zh-CN"/>
-        </w:rPr>
-        <w:t>user training</w:t>
-      </w:r>
     </w:p>
     <w:p>
       <w:pPr>
         <w:widowControl w:val="0"/>
         <w:numPr>
-          <w:numId w:val="0"/>
-        </w:numPr>
-        <w:ind w:left="840" w:leftChars="0"/>
+          <w:ilvl w:val="0"/>
+          <w:numId w:val="0"/>
+        </w:numPr>
         <w:jc w:val="both"/>
         <w:rPr>
           <w:rFonts w:hint="default"/>
           <w:lang w:val="en-US" w:eastAsia="zh-CN"/>
         </w:rPr>
       </w:pPr>
+      <w:r>
+        <w:rPr>
+          <w:rFonts w:hint="default"/>
+          <w:highlight w:val="yellow"/>
+          <w:lang w:val="en-US" w:eastAsia="zh-CN"/>
+        </w:rPr>
+        <w:t>Acceptance support</w:t>
+      </w:r>
+      <w:r>
+        <w:rPr>
+          <w:rFonts w:hint="default"/>
+          <w:lang w:val="en-US" w:eastAsia="zh-CN"/>
+        </w:rPr>
+        <w:t>: Including maintenance and enhancement</w:t>
+      </w:r>
     </w:p>
     <w:p>
       <w:pPr>
         <w:widowControl w:val="0"/>
         <w:numPr>
-          <w:numId w:val="0"/>
-        </w:numPr>
-        <w:jc w:val="both"/>
-        <w:rPr>
-          <w:rFonts w:hint="default"/>
-          <w:lang w:val="en-US" w:eastAsia="zh-CN"/>
-        </w:rPr>
-      </w:pPr>
-      <w:r>
-        <w:rPr>
-          <w:rFonts w:hint="default"/>
-          <w:highlight w:val="yellow"/>
-          <w:lang w:val="en-US" w:eastAsia="zh-CN"/>
-        </w:rPr>
-        <w:t>Acceptance support</w:t>
-      </w:r>
-      <w:r>
-        <w:rPr>
-          <w:rFonts w:hint="default"/>
-          <w:lang w:val="en-US" w:eastAsia="zh-CN"/>
-        </w:rPr>
-        <w:t>: Including maintenance and enhancement</w:t>
-      </w:r>
-    </w:p>
-    <w:p>
-      <w:pPr>
-        <w:widowControl w:val="0"/>
-        <w:numPr>
+          <w:ilvl w:val="0"/>
           <w:numId w:val="0"/>
         </w:numPr>
         <w:jc w:val="both"/>
@@ -3493,6 +3564,13 @@
         </w:rPr>
         <w:t>Confused Roles</w:t>
       </w:r>
+      <w:r>
+        <w:rPr>
+          <w:rFonts w:hint="eastAsia"/>
+          <w:lang w:val="en-US" w:eastAsia="zh-CN"/>
+        </w:rPr>
+        <w:t>角色混乱</w:t>
+      </w:r>
     </w:p>
     <w:p>
       <w:pPr>
@@ -3516,6 +3594,7 @@
     <w:p>
       <w:pPr>
         <w:numPr>
+          <w:ilvl w:val="0"/>
           <w:numId w:val="0"/>
         </w:numPr>
         <w:rPr>
@@ -3721,6 +3800,7 @@
       <w:pPr>
         <w:widowControl w:val="0"/>
         <w:numPr>
+          <w:ilvl w:val="0"/>
           <w:numId w:val="0"/>
         </w:numPr>
         <w:tabs>
@@ -4392,6 +4472,105 @@
           <w:lang w:val="en-US" w:eastAsia="zh-CN"/>
         </w:rPr>
         <w:t>Monitor Result</w:t>
+      </w:r>
+    </w:p>
+    <w:p>
+      <w:pPr>
+        <w:pStyle w:val="2"/>
+        <w:bidi w:val="0"/>
+        <w:rPr>
+          <w:rFonts w:hint="eastAsia"/>
+          <w:lang w:val="en-US" w:eastAsia="zh-CN"/>
+        </w:rPr>
+      </w:pPr>
+      <w:r>
+        <w:rPr>
+          <w:rFonts w:hint="eastAsia"/>
+          <w:lang w:val="en-US" w:eastAsia="zh-CN"/>
+        </w:rPr>
+        <w:t>Conclusion</w:t>
+      </w:r>
+    </w:p>
+    <w:p>
+      <w:pPr>
+        <w:rPr>
+          <w:rFonts w:hint="default"/>
+          <w:lang w:val="en-US" w:eastAsia="zh-CN"/>
+        </w:rPr>
+      </w:pPr>
+      <w:r>
+        <w:rPr>
+          <w:rFonts w:hint="eastAsia"/>
+          <w:lang w:val="en-US" w:eastAsia="zh-CN"/>
+        </w:rPr>
+        <w:t>Project are non routine</w:t>
+      </w:r>
+      <w:r>
+        <w:rPr>
+          <w:rFonts w:hint="default"/>
+          <w:lang w:val="en-US" w:eastAsia="zh-CN"/>
+        </w:rPr>
+        <w:t>.</w:t>
+      </w:r>
+    </w:p>
+    <w:p>
+      <w:pPr>
+        <w:rPr>
+          <w:rFonts w:hint="default"/>
+          <w:lang w:val="en-US" w:eastAsia="zh-CN"/>
+        </w:rPr>
+      </w:pPr>
+      <w:r>
+        <w:rPr>
+          <w:rFonts w:hint="default"/>
+          <w:lang w:val="en-US" w:eastAsia="zh-CN"/>
+        </w:rPr>
+        <w:t>There will be problems.</w:t>
+      </w:r>
+    </w:p>
+    <w:p>
+      <w:pPr>
+        <w:rPr>
+          <w:rFonts w:hint="default"/>
+          <w:lang w:val="en-US" w:eastAsia="zh-CN"/>
+        </w:rPr>
+      </w:pPr>
+      <w:r>
+        <w:rPr>
+          <w:rFonts w:hint="default"/>
+          <w:lang w:val="en-US" w:eastAsia="zh-CN"/>
+        </w:rPr>
+        <w:t>Clear objective are important.</w:t>
+      </w:r>
+    </w:p>
+    <w:p>
+      <w:pPr>
+        <w:rPr>
+          <w:rFonts w:hint="default"/>
+          <w:lang w:val="en-US" w:eastAsia="zh-CN"/>
+        </w:rPr>
+      </w:pPr>
+      <w:r>
+        <w:rPr>
+          <w:rFonts w:hint="default"/>
+          <w:lang w:val="en-US" w:eastAsia="zh-CN"/>
+        </w:rPr>
+        <w:t>Things happen and may not go as plan.</w:t>
+      </w:r>
+    </w:p>
+    <w:p>
+      <w:pPr>
+        <w:rPr>
+          <w:rFonts w:hint="default"/>
+          <w:lang w:val="en-US" w:eastAsia="zh-CN"/>
+        </w:rPr>
+      </w:pPr>
+      <w:r>
+        <w:rPr>
+          <w:rFonts w:hint="default"/>
+          <w:lang w:val="en-US" w:eastAsia="zh-CN"/>
+        </w:rPr>
+        <w:t>Communicate, communicate, communicate</w:t>
       </w:r>
       <w:bookmarkStart w:id="0" w:name="_GoBack"/>
       <w:bookmarkEnd w:id="0"/>
